--- a/第四週(10-01)/自動駕駛原理_第四週_課程講義.docx
+++ b/第四週(10-01)/自動駕駛原理_第四週_課程講義.docx
@@ -5421,7 +5421,7 @@
           <w:sz w:val="24"/>
           <w:szCs w:val="24"/>
         </w:rPr>
-        <w:t xml:space="preserve">這三層，在我們的模擬器裡是什麼</w:t>
+        <w:t xml:space="preserve">這三層在模擬器裡是哪幾格——以及哪一格不是場景</w:t>
       </w:r>
     </w:p>
     <w:p>
@@ -5438,7 +5438,7 @@
           <w:sz w:val="19"/>
           <w:szCs w:val="19"/>
         </w:rPr>
-        <w:t xml:space="preserve">表 6　三層對應模擬器上的三個東西</w:t>
+        <w:t xml:space="preserve">表 6　三層在模擬器裡是哪幾格</w:t>
       </w:r>
     </w:p>
     <w:tbl>
@@ -5454,9 +5454,9 @@
         </w:tblBorders>
       </w:tblPr>
       <w:tblGrid>
-        <w:gridCol w:w="2100"/>
-        <w:gridCol w:w="3400"/>
-        <w:gridCol w:w="3860"/>
+        <w:gridCol w:w="1760"/>
+        <w:gridCol w:w="3200"/>
+        <w:gridCol w:w="4400"/>
       </w:tblGrid>
       <w:tr>
         <w:trPr>
@@ -5465,7 +5465,7 @@
         </w:trPr>
         <w:tc>
           <w:tcPr>
-            <w:tcW w:type="dxa" w:w="2100"/>
+            <w:tcW w:type="dxa" w:w="1760"/>
             <w:shd w:fill="EDF0F3" w:color="auto" w:val="clear"/>
             <w:tcMar>
               <w:top w:type="dxa" w:w="60"/>
@@ -5494,7 +5494,7 @@
         </w:tc>
         <w:tc>
           <w:tcPr>
-            <w:tcW w:type="dxa" w:w="3400"/>
+            <w:tcW w:type="dxa" w:w="3200"/>
             <w:shd w:fill="EDF0F3" w:color="auto" w:val="clear"/>
             <w:tcMar>
               <w:top w:type="dxa" w:w="60"/>
@@ -5517,13 +5517,13 @@
                 <w:sz w:val="18"/>
                 <w:szCs w:val="18"/>
               </w:rPr>
-              <w:t xml:space="preserve">模擬器上的哪一個東西</w:t>
-            </w:r>
-          </w:p>
-        </w:tc>
-        <w:tc>
-          <w:tcPr>
-            <w:tcW w:type="dxa" w:w="3860"/>
+              <w:t xml:space="preserve">模擬器上的哪一格</w:t>
+            </w:r>
+          </w:p>
+        </w:tc>
+        <w:tc>
+          <w:tcPr>
+            <w:tcW w:type="dxa" w:w="4400"/>
             <w:shd w:fill="EDF0F3" w:color="auto" w:val="clear"/>
             <w:tcMar>
               <w:top w:type="dxa" w:w="60"/>
@@ -5558,7 +5558,7 @@
         </w:trPr>
         <w:tc>
           <w:tcPr>
-            <w:tcW w:type="dxa" w:w="2100"/>
+            <w:tcW w:type="dxa" w:w="1760"/>
             <w:tcMar>
               <w:top w:type="dxa" w:w="60"/>
               <w:left w:type="dxa" w:w="95"/>
@@ -5586,7 +5586,7 @@
         </w:tc>
         <w:tc>
           <w:tcPr>
-            <w:tcW w:type="dxa" w:w="3400"/>
+            <w:tcW w:type="dxa" w:w="3200"/>
             <w:tcMar>
               <w:top w:type="dxa" w:w="60"/>
               <w:left w:type="dxa" w:w="95"/>
@@ -5614,29 +5614,29 @@
         </w:tc>
         <w:tc>
           <w:tcPr>
-            <w:tcW w:type="dxa" w:w="3860"/>
-            <w:tcMar>
-              <w:top w:type="dxa" w:w="60"/>
-              <w:left w:type="dxa" w:w="95"/>
-              <w:bottom w:type="dxa" w:w="60"/>
-              <w:right w:type="dxa" w:w="95"/>
-            </w:tcMar>
-            <w:vAlign w:val="center"/>
-          </w:tcPr>
-          <w:p>
-            <w:pPr>
-              <w:spacing w:after="0" w:line="265"/>
-            </w:pPr>
-            <w:r>
-              <w:rPr>
-                <w:rFonts w:ascii="微軟正黑體" w:cs="微軟正黑體" w:eastAsia="微軟正黑體" w:hAnsi="微軟正黑體"/>
-                <w:b w:val="false"/>
-                <w:bCs w:val="false"/>
-                <w:color w:val="1B1B1B"/>
-                <w:sz w:val="18"/>
-                <w:szCs w:val="18"/>
-              </w:rPr>
-              <w:t xml:space="preserve">「河內尖峰」</w:t>
+            <w:tcW w:type="dxa" w:w="4400"/>
+            <w:tcMar>
+              <w:top w:type="dxa" w:w="60"/>
+              <w:left w:type="dxa" w:w="95"/>
+              <w:bottom w:type="dxa" w:w="60"/>
+              <w:right w:type="dxa" w:w="95"/>
+            </w:tcMar>
+            <w:vAlign w:val="center"/>
+          </w:tcPr>
+          <w:p>
+            <w:pPr>
+              <w:spacing w:after="0" w:line="265"/>
+            </w:pPr>
+            <w:r>
+              <w:rPr>
+                <w:rFonts w:ascii="微軟正黑體" w:cs="微軟正黑體" w:eastAsia="微軟正黑體" w:hAnsi="微軟正黑體"/>
+                <w:b w:val="false"/>
+                <w:bCs w:val="false"/>
+                <w:color w:val="1B1B1B"/>
+                <w:sz w:val="18"/>
+                <w:szCs w:val="18"/>
+              </w:rPr>
+              <w:t xml:space="preserve">「河內尖峰」——一個數字都沒有</w:t>
             </w:r>
           </w:p>
         </w:tc>
@@ -5648,7 +5648,7 @@
         </w:trPr>
         <w:tc>
           <w:tcPr>
-            <w:tcW w:type="dxa" w:w="2100"/>
+            <w:tcW w:type="dxa" w:w="1760"/>
             <w:tcMar>
               <w:top w:type="dxa" w:w="60"/>
               <w:left w:type="dxa" w:w="95"/>
@@ -5676,57 +5676,57 @@
         </w:tc>
         <w:tc>
           <w:tcPr>
-            <w:tcW w:type="dxa" w:w="3400"/>
-            <w:tcMar>
-              <w:top w:type="dxa" w:w="60"/>
-              <w:left w:type="dxa" w:w="95"/>
-              <w:bottom w:type="dxa" w:w="60"/>
-              <w:right w:type="dxa" w:w="95"/>
-            </w:tcMar>
-            <w:vAlign w:val="center"/>
-          </w:tcPr>
-          <w:p>
-            <w:pPr>
-              <w:spacing w:after="0" w:line="265"/>
-            </w:pPr>
-            <w:r>
-              <w:rPr>
-                <w:rFonts w:ascii="微軟正黑體" w:cs="微軟正黑體" w:eastAsia="微軟正黑體" w:hAnsi="微軟正黑體"/>
-                <w:b w:val="false"/>
-                <w:bCs w:val="false"/>
-                <w:color w:val="1B1B1B"/>
-                <w:sz w:val="18"/>
-                <w:szCs w:val="18"/>
-              </w:rPr>
-              <w:t xml:space="preserve">滑桿可以拉的整個範圍</w:t>
-            </w:r>
-          </w:p>
-        </w:tc>
-        <w:tc>
-          <w:tcPr>
-            <w:tcW w:type="dxa" w:w="3860"/>
-            <w:tcMar>
-              <w:top w:type="dxa" w:w="60"/>
-              <w:left w:type="dxa" w:w="95"/>
-              <w:bottom w:type="dxa" w:w="60"/>
-              <w:right w:type="dxa" w:w="95"/>
-            </w:tcMar>
-            <w:vAlign w:val="center"/>
-          </w:tcPr>
-          <w:p>
-            <w:pPr>
-              <w:spacing w:after="0" w:line="265"/>
-            </w:pPr>
-            <w:r>
-              <w:rPr>
-                <w:rFonts w:ascii="微軟正黑體" w:cs="微軟正黑體" w:eastAsia="微軟正黑體" w:hAnsi="微軟正黑體"/>
-                <w:b w:val="false"/>
-                <w:bCs w:val="false"/>
-                <w:color w:val="1B1B1B"/>
-                <w:sz w:val="18"/>
-                <w:szCs w:val="18"/>
-              </w:rPr>
-              <w:t xml:space="preserve">1–60 條・10–120 m・20–180°</w:t>
+            <w:tcW w:type="dxa" w:w="3200"/>
+            <w:tcMar>
+              <w:top w:type="dxa" w:w="60"/>
+              <w:left w:type="dxa" w:w="95"/>
+              <w:bottom w:type="dxa" w:w="60"/>
+              <w:right w:type="dxa" w:w="95"/>
+            </w:tcMar>
+            <w:vAlign w:val="center"/>
+          </w:tcPr>
+          <w:p>
+            <w:pPr>
+              <w:spacing w:after="0" w:line="265"/>
+            </w:pPr>
+            <w:r>
+              <w:rPr>
+                <w:rFonts w:ascii="微軟正黑體" w:cs="微軟正黑體" w:eastAsia="微軟正黑體" w:hAnsi="微軟正黑體"/>
+                <w:b w:val="false"/>
+                <w:bCs w:val="false"/>
+                <w:color w:val="1B1B1B"/>
+                <w:sz w:val="18"/>
+                <w:szCs w:val="18"/>
+              </w:rPr>
+              <w:t xml:space="preserve">名字底下那幾格路況：車流密度、機車流、違停貨車、行人穿越、天候、目標車速</w:t>
+            </w:r>
+          </w:p>
+        </w:tc>
+        <w:tc>
+          <w:tcPr>
+            <w:tcW w:type="dxa" w:w="4400"/>
+            <w:tcMar>
+              <w:top w:type="dxa" w:w="60"/>
+              <w:left w:type="dxa" w:w="95"/>
+              <w:bottom w:type="dxa" w:w="60"/>
+              <w:right w:type="dxa" w:w="95"/>
+            </w:tcMar>
+            <w:vAlign w:val="center"/>
+          </w:tcPr>
+          <w:p>
+            <w:pPr>
+              <w:spacing w:after="0" w:line="265"/>
+            </w:pPr>
+            <w:r>
+              <w:rPr>
+                <w:rFonts w:ascii="微軟正黑體" w:cs="微軟正黑體" w:eastAsia="微軟正黑體" w:hAnsi="微軟正黑體"/>
+                <w:b w:val="false"/>
+                <w:bCs w:val="false"/>
+                <w:color w:val="1B1B1B"/>
+                <w:sz w:val="18"/>
+                <w:szCs w:val="18"/>
+              </w:rPr>
+              <w:t xml:space="preserve">密度 7・有機車・有違停・有行人・晴天・時速 40——這六項圈出一整群可能的路況</w:t>
             </w:r>
           </w:p>
         </w:tc>
@@ -5738,7 +5738,7 @@
         </w:trPr>
         <w:tc>
           <w:tcPr>
-            <w:tcW w:type="dxa" w:w="2100"/>
+            <w:tcW w:type="dxa" w:w="1760"/>
             <w:tcMar>
               <w:top w:type="dxa" w:w="60"/>
               <w:left w:type="dxa" w:w="95"/>
@@ -5766,57 +5766,163 @@
         </w:tc>
         <w:tc>
           <w:tcPr>
-            <w:tcW w:type="dxa" w:w="3400"/>
-            <w:tcMar>
-              <w:top w:type="dxa" w:w="60"/>
-              <w:left w:type="dxa" w:w="95"/>
-              <w:bottom w:type="dxa" w:w="60"/>
-              <w:right w:type="dxa" w:w="95"/>
-            </w:tcMar>
-            <w:vAlign w:val="center"/>
-          </w:tcPr>
-          <w:p>
-            <w:pPr>
-              <w:spacing w:after="0" w:line="265"/>
-            </w:pPr>
-            <w:r>
-              <w:rPr>
-                <w:rFonts w:ascii="微軟正黑體" w:cs="微軟正黑體" w:eastAsia="微軟正黑體" w:hAnsi="微軟正黑體"/>
-                <w:b w:val="false"/>
-                <w:bCs w:val="false"/>
-                <w:color w:val="1B1B1B"/>
-                <w:sz w:val="18"/>
-                <w:szCs w:val="18"/>
-              </w:rPr>
-              <w:t xml:space="preserve">滑桿停在一個位置（再加一個種子）</w:t>
-            </w:r>
-          </w:p>
-        </w:tc>
-        <w:tc>
-          <w:tcPr>
-            <w:tcW w:type="dxa" w:w="3860"/>
-            <w:tcMar>
-              <w:top w:type="dxa" w:w="60"/>
-              <w:left w:type="dxa" w:w="95"/>
-              <w:bottom w:type="dxa" w:w="60"/>
-              <w:right w:type="dxa" w:w="95"/>
-            </w:tcMar>
-            <w:vAlign w:val="center"/>
-          </w:tcPr>
-          <w:p>
-            <w:pPr>
-              <w:spacing w:after="0" w:line="265"/>
-            </w:pPr>
-            <w:r>
-              <w:rPr>
-                <w:rFonts w:ascii="微軟正黑體" w:cs="微軟正黑體" w:eastAsia="微軟正黑體" w:hAnsi="微軟正黑體"/>
-                <w:b w:val="false"/>
-                <w:bCs w:val="false"/>
-                <w:color w:val="1B1B1B"/>
-                <w:sz w:val="18"/>
-                <w:szCs w:val="18"/>
-              </w:rPr>
-              <w:t xml:space="preserve">12 條・40 m・90°，種子 3</w:t>
+            <w:tcW w:type="dxa" w:w="3200"/>
+            <w:tcMar>
+              <w:top w:type="dxa" w:w="60"/>
+              <w:left w:type="dxa" w:w="95"/>
+              <w:bottom w:type="dxa" w:w="60"/>
+              <w:right w:type="dxa" w:w="95"/>
+            </w:tcMar>
+            <w:vAlign w:val="center"/>
+          </w:tcPr>
+          <w:p>
+            <w:pPr>
+              <w:spacing w:after="0" w:line="265"/>
+            </w:pPr>
+            <w:r>
+              <w:rPr>
+                <w:rFonts w:ascii="微軟正黑體" w:cs="微軟正黑體" w:eastAsia="微軟正黑體" w:hAnsi="微軟正黑體"/>
+                <w:b w:val="false"/>
+                <w:bCs w:val="false"/>
+                <w:color w:val="1B1B1B"/>
+                <w:sz w:val="18"/>
+                <w:szCs w:val="18"/>
+              </w:rPr>
+              <w:t xml:space="preserve">再給一個種子</w:t>
+            </w:r>
+          </w:p>
+        </w:tc>
+        <w:tc>
+          <w:tcPr>
+            <w:tcW w:type="dxa" w:w="4400"/>
+            <w:tcMar>
+              <w:top w:type="dxa" w:w="60"/>
+              <w:left w:type="dxa" w:w="95"/>
+              <w:bottom w:type="dxa" w:w="60"/>
+              <w:right w:type="dxa" w:w="95"/>
+            </w:tcMar>
+            <w:vAlign w:val="center"/>
+          </w:tcPr>
+          <w:p>
+            <w:pPr>
+              <w:spacing w:after="0" w:line="265"/>
+            </w:pPr>
+            <w:r>
+              <w:rPr>
+                <w:rFonts w:ascii="微軟正黑體" w:cs="微軟正黑體" w:eastAsia="微軟正黑體" w:hAnsi="微軟正黑體"/>
+                <w:b w:val="false"/>
+                <w:bCs w:val="false"/>
+                <w:color w:val="1B1B1B"/>
+                <w:sz w:val="18"/>
+                <w:szCs w:val="18"/>
+              </w:rPr>
+              <w:t xml:space="preserve">種子 12——那一趟每台車在哪個車道、多快、哪一台機車第幾秒往左鑽、行人第幾秒走出來</w:t>
+            </w:r>
+          </w:p>
+        </w:tc>
+      </w:tr>
+      <w:tr>
+        <w:trPr>
+          <w:cantSplit/>
+          <w:tblHeader w:val="false"/>
+        </w:trPr>
+        <w:tc>
+          <w:tcPr>
+            <w:tcW w:type="dxa" w:w="1760"/>
+            <w:tcMar>
+              <w:top w:type="dxa" w:w="60"/>
+              <w:left w:type="dxa" w:w="95"/>
+              <w:bottom w:type="dxa" w:w="60"/>
+              <w:right w:type="dxa" w:w="95"/>
+            </w:tcMar>
+            <w:vAlign w:val="center"/>
+          </w:tcPr>
+          <w:p>
+            <w:pPr>
+              <w:spacing w:after="40" w:line="265"/>
+            </w:pPr>
+            <w:r>
+              <w:rPr>
+                <w:rFonts w:ascii="微軟正黑體" w:cs="微軟正黑體" w:eastAsia="微軟正黑體" w:hAnsi="微軟正黑體"/>
+                <w:b w:val="false"/>
+                <w:bCs w:val="false"/>
+                <w:color w:val="1B1B1B"/>
+                <w:sz w:val="18"/>
+                <w:szCs w:val="18"/>
+              </w:rPr>
+              <w:t xml:space="preserve">（不在三層裡）</w:t>
+            </w:r>
+          </w:p>
+          <w:p>
+            <w:pPr>
+              <w:spacing w:after="0" w:line="265"/>
+            </w:pPr>
+            <w:r>
+              <w:rPr>
+                <w:rFonts w:ascii="微軟正黑體" w:cs="微軟正黑體" w:eastAsia="微軟正黑體" w:hAnsi="微軟正黑體"/>
+                <w:b w:val="false"/>
+                <w:bCs w:val="false"/>
+                <w:color w:val="1B1B1B"/>
+                <w:sz w:val="18"/>
+                <w:szCs w:val="18"/>
+              </w:rPr>
+              <w:t xml:space="preserve">三個滑桿</w:t>
+            </w:r>
+          </w:p>
+        </w:tc>
+        <w:tc>
+          <w:tcPr>
+            <w:tcW w:type="dxa" w:w="3200"/>
+            <w:tcMar>
+              <w:top w:type="dxa" w:w="60"/>
+              <w:left w:type="dxa" w:w="95"/>
+              <w:bottom w:type="dxa" w:w="60"/>
+              <w:right w:type="dxa" w:w="95"/>
+            </w:tcMar>
+            <w:vAlign w:val="center"/>
+          </w:tcPr>
+          <w:p>
+            <w:pPr>
+              <w:spacing w:after="0" w:line="265"/>
+            </w:pPr>
+            <w:r>
+              <w:rPr>
+                <w:rFonts w:ascii="微軟正黑體" w:cs="微軟正黑體" w:eastAsia="微軟正黑體" w:hAnsi="微軟正黑體"/>
+                <w:b w:val="false"/>
+                <w:bCs w:val="false"/>
+                <w:color w:val="1B1B1B"/>
+                <w:sz w:val="18"/>
+                <w:szCs w:val="18"/>
+              </w:rPr>
+              <w:t xml:space="preserve">受測系統的規格，不是路上的狀況</w:t>
+            </w:r>
+          </w:p>
+        </w:tc>
+        <w:tc>
+          <w:tcPr>
+            <w:tcW w:type="dxa" w:w="4400"/>
+            <w:tcMar>
+              <w:top w:type="dxa" w:w="60"/>
+              <w:left w:type="dxa" w:w="95"/>
+              <w:bottom w:type="dxa" w:w="60"/>
+              <w:right w:type="dxa" w:w="95"/>
+            </w:tcMar>
+            <w:vAlign w:val="center"/>
+          </w:tcPr>
+          <w:p>
+            <w:pPr>
+              <w:spacing w:after="0" w:line="265"/>
+            </w:pPr>
+            <w:r>
+              <w:rPr>
+                <w:rFonts w:ascii="微軟正黑體" w:cs="微軟正黑體" w:eastAsia="微軟正黑體" w:hAnsi="微軟正黑體"/>
+                <w:b w:val="false"/>
+                <w:bCs w:val="false"/>
+                <w:color w:val="1B1B1B"/>
+                <w:sz w:val="18"/>
+                <w:szCs w:val="18"/>
+              </w:rPr>
+              <w:t xml:space="preserve">9 條・25 m・120°</w:t>
             </w:r>
           </w:p>
         </w:tc>
@@ -5849,9 +5955,100 @@
           <w:sz w:val="22"/>
           <w:szCs w:val="22"/>
         </w:rPr>
-        <w:t xml:space="preserve">選一個情境，等於跳到一組排好的數字，那也是具體場景。第 3 節的第二題就是在掃參數：場景鎖住不動，只改射線數、長度、張角。</w:t>
-      </w:r>
-    </w:p>
+        <w:t xml:space="preserve">所以請記住這個式子：路況設定 ＋ 種子 ＝ 一個具體場景。種子單獨一個數字什麼都不是——同樣是種子 12，把車流密度從 7 改成 6，第 6 台車起就整個換掉了，那是另一個具體場景。</w:t>
+      </w:r>
+    </w:p>
+    <w:tbl>
+      <w:tblPr>
+        <w:tblW w:type="dxa" w:w="9360"/>
+        <w:tblBorders>
+          <w:top w:val="single" w:color="A8B2BA" w:sz="6"/>
+          <w:left w:val="none"/>
+          <w:bottom w:val="single" w:color="A8B2BA" w:sz="6"/>
+          <w:right w:val="none"/>
+          <w:insideH w:val="none"/>
+          <w:insideV w:val="none"/>
+        </w:tblBorders>
+      </w:tblPr>
+      <w:tblGrid>
+        <w:gridCol w:w="9360"/>
+      </w:tblGrid>
+      <w:tr>
+        <w:trPr>
+          <w:cantSplit/>
+        </w:trPr>
+        <w:tc>
+          <w:tcPr>
+            <w:tcW w:type="dxa" w:w="9360"/>
+            <w:shd w:fill="F6F8F9" w:color="auto" w:val="clear"/>
+            <w:tcMar>
+              <w:top w:type="dxa" w:w="140"/>
+              <w:left w:type="dxa" w:w="200"/>
+              <w:bottom w:type="dxa" w:w="140"/>
+              <w:right w:type="dxa" w:w="180"/>
+            </w:tcMar>
+          </w:tcPr>
+          <w:p>
+            <w:pPr>
+              <w:spacing w:after="90" w:line="300"/>
+            </w:pPr>
+            <w:r>
+              <w:rPr>
+                <w:rFonts w:ascii="微軟正黑體" w:cs="微軟正黑體" w:eastAsia="微軟正黑體" w:hAnsi="微軟正黑體"/>
+                <w:b/>
+                <w:bCs/>
+                <w:color w:val="24405C"/>
+                <w:sz w:val="20"/>
+                <w:szCs w:val="20"/>
+              </w:rPr>
+              <w:t xml:space="preserve">三個滑桿為什麼不算場景</w:t>
+            </w:r>
+          </w:p>
+          <w:p>
+            <w:pPr>
+              <w:spacing w:after="80" w:line="310"/>
+            </w:pPr>
+            <w:r>
+              <w:rPr>
+                <w:rFonts w:ascii="微軟正黑體" w:cs="微軟正黑體" w:eastAsia="微軟正黑體" w:hAnsi="微軟正黑體"/>
+                <w:color w:val="1B1B1B"/>
+                <w:sz w:val="20"/>
+                <w:szCs w:val="20"/>
+              </w:rPr>
+              <w:t xml:space="preserve">實測：種子固定 12，把射線數從 9 條加到 60 條、射線長度從 25 加到 45 公尺、張角從 120° 收到 90°、或是打開雨天——路上生成的那批車，一台都沒有變。</w:t>
+            </w:r>
+          </w:p>
+          <w:p>
+            <w:pPr>
+              <w:spacing w:after="80" w:line="310"/>
+            </w:pPr>
+            <w:r>
+              <w:rPr>
+                <w:rFonts w:ascii="微軟正黑體" w:cs="微軟正黑體" w:eastAsia="微軟正黑體" w:hAnsi="微軟正黑體"/>
+                <w:color w:val="1B1B1B"/>
+                <w:sz w:val="20"/>
+                <w:szCs w:val="20"/>
+              </w:rPr>
+              <w:t xml:space="preserve">改車流密度、關掉機車流、或換一個種子，才會換掉那批車。</w:t>
+            </w:r>
+          </w:p>
+          <w:p>
+            <w:pPr>
+              <w:spacing w:after="0" w:line="310"/>
+            </w:pPr>
+            <w:r>
+              <w:rPr>
+                <w:rFonts w:ascii="微軟正黑體" w:cs="微軟正黑體" w:eastAsia="微軟正黑體" w:hAnsi="微軟正黑體"/>
+                <w:color w:val="1B1B1B"/>
+                <w:sz w:val="20"/>
+                <w:szCs w:val="20"/>
+              </w:rPr>
+              <w:t xml:space="preserve">所以三個滑桿描述的是「我們這台車有多好」，不是「路上發生什麼事」。第 3 節的第二題就是掃參數：場景三層全部鎖住，只改這三個規格。</w:t>
+            </w:r>
+          </w:p>
+        </w:tc>
+      </w:tr>
+    </w:tbl>
     <w:p>
       <w:pPr>
         <w:pStyle w:val="Heading1"/>

--- a/第四週(10-01)/自動駕駛原理_第四週_課程講義.docx
+++ b/第四週(10-01)/自動駕駛原理_第四週_課程講義.docx
@@ -4607,6 +4607,38 @@
           <w:sz w:val="22"/>
           <w:szCs w:val="22"/>
         </w:rPr>
+        <w:t xml:space="preserve">先講清楚「場景」這個詞。場景是一段時間裡發生的事，所以它一定有一個動作——「前車急煞」的那個「急煞」就是動作。靜止的一張照片（前車在 35 公尺外、時速 50、晴天）沒有動作，那叫「場面」（scene），不是場景。照片接起來、中間有事情發生，才叫場景。</w:t>
+      </w:r>
+    </w:p>
+    <w:p>
+      <w:pPr>
+        <w:widowControl/>
+        <w:spacing w:after="100" w:before="0" w:line="312"/>
+        <w:ind w:left="0" w:firstLine="0"/>
+      </w:pPr>
+      <w:r>
+        <w:rPr>
+          <w:rFonts w:ascii="微軟正黑體" w:cs="微軟正黑體" w:eastAsia="微軟正黑體" w:hAnsi="微軟正黑體"/>
+          <w:color w:val="1B1B1B"/>
+          <w:sz w:val="22"/>
+          <w:szCs w:val="22"/>
+        </w:rPr>
+        <w:t xml:space="preserve">這就是為什麼法規寫的每一個場景都是動作：UN R157 的「切入」「切出」「前車減速」，Euro NCAP 的「假人腳踏車橫切過去」。都是在回答「發生了什麼事」。</w:t>
+      </w:r>
+    </w:p>
+    <w:p>
+      <w:pPr>
+        <w:widowControl/>
+        <w:spacing w:after="100" w:before="0" w:line="312"/>
+        <w:ind w:left="0" w:firstLine="0"/>
+      </w:pPr>
+      <w:r>
+        <w:rPr>
+          <w:rFonts w:ascii="微軟正黑體" w:cs="微軟正黑體" w:eastAsia="微軟正黑體" w:hAnsi="微軟正黑體"/>
+          <w:color w:val="1B1B1B"/>
+          <w:sz w:val="22"/>
+          <w:szCs w:val="22"/>
+        </w:rPr>
         <w:t xml:space="preserve">場景分成三層，從模糊到精確。同樣一句「前車急煞」，每加一層就多一點數字，一直加到電腦可以拿去跑。</w:t>
       </w:r>
     </w:p>
@@ -5608,7 +5640,7 @@
                 <w:sz w:val="18"/>
                 <w:szCs w:val="18"/>
               </w:rPr>
-              <w:t xml:space="preserve">「上課情境」選單上那個名字</w:t>
+              <w:t xml:space="preserve">「路況」底下那三個勾選框——每一格都是一件會發生的事</w:t>
             </w:r>
           </w:p>
         </w:tc>
@@ -5625,18 +5657,50 @@
           </w:tcPr>
           <w:p>
             <w:pPr>
-              <w:spacing w:after="0" w:line="265"/>
-            </w:pPr>
-            <w:r>
-              <w:rPr>
-                <w:rFonts w:ascii="微軟正黑體" w:cs="微軟正黑體" w:eastAsia="微軟正黑體" w:hAnsi="微軟正黑體"/>
-                <w:b w:val="false"/>
-                <w:bCs w:val="false"/>
-                <w:color w:val="1B1B1B"/>
-                <w:sz w:val="18"/>
-                <w:szCs w:val="18"/>
-              </w:rPr>
-              <w:t xml:space="preserve">「河內尖峰」——一個數字都沒有</w:t>
+              <w:spacing w:after="40" w:line="265"/>
+            </w:pPr>
+            <w:r>
+              <w:rPr>
+                <w:rFonts w:ascii="微軟正黑體" w:cs="微軟正黑體" w:eastAsia="微軟正黑體" w:hAnsi="微軟正黑體"/>
+                <w:b w:val="false"/>
+                <w:bCs w:val="false"/>
+                <w:color w:val="1B1B1B"/>
+                <w:sz w:val="18"/>
+                <w:szCs w:val="18"/>
+              </w:rPr>
+              <w:t xml:space="preserve">機車流 →「機車從車縫裡鑽進來」</w:t>
+            </w:r>
+          </w:p>
+          <w:p>
+            <w:pPr>
+              <w:spacing w:after="40" w:line="265"/>
+            </w:pPr>
+            <w:r>
+              <w:rPr>
+                <w:rFonts w:ascii="微軟正黑體" w:cs="微軟正黑體" w:eastAsia="微軟正黑體" w:hAnsi="微軟正黑體"/>
+                <w:b w:val="false"/>
+                <w:bCs w:val="false"/>
+                <w:color w:val="1B1B1B"/>
+                <w:sz w:val="18"/>
+                <w:szCs w:val="18"/>
+              </w:rPr>
+              <w:t xml:space="preserve">違停貨車 →「違停的貨車擋住半個車道」</w:t>
+            </w:r>
+          </w:p>
+          <w:p>
+            <w:pPr>
+              <w:spacing w:after="0" w:line="265"/>
+            </w:pPr>
+            <w:r>
+              <w:rPr>
+                <w:rFonts w:ascii="微軟正黑體" w:cs="微軟正黑體" w:eastAsia="微軟正黑體" w:hAnsi="微軟正黑體"/>
+                <w:b w:val="false"/>
+                <w:bCs w:val="false"/>
+                <w:color w:val="1B1B1B"/>
+                <w:sz w:val="18"/>
+                <w:szCs w:val="18"/>
+              </w:rPr>
+              <w:t xml:space="preserve">行人穿越 →「行人從路邊走出來」</w:t>
             </w:r>
           </w:p>
         </w:tc>
@@ -5698,7 +5762,7 @@
                 <w:sz w:val="18"/>
                 <w:szCs w:val="18"/>
               </w:rPr>
-              <w:t xml:space="preserve">名字底下那幾格路況：車流密度、機車流、違停貨車、行人穿越、天候、目標車速</w:t>
+              <w:t xml:space="preserve">再加上其餘幾格：車流密度、天候、目標車速</w:t>
             </w:r>
           </w:p>
         </w:tc>
@@ -5726,7 +5790,7 @@
                 <w:sz w:val="18"/>
                 <w:szCs w:val="18"/>
               </w:rPr>
-              <w:t xml:space="preserve">密度 7・有機車・有違停・有行人・晴天・時速 40——這六項圈出一整群可能的路況</w:t>
+              <w:t xml:space="preserve">密度 7・晴天・時速 40——加起來圈出一整群可能的路況</w:t>
             </w:r>
           </w:p>
         </w:tc>
@@ -5940,6 +6004,22 @@
           <w:szCs w:val="22"/>
         </w:rPr>
         <w:t xml:space="preserve"/>
+      </w:r>
+    </w:p>
+    <w:p>
+      <w:pPr>
+        <w:widowControl/>
+        <w:spacing w:after="100" w:before="0" w:line="312"/>
+        <w:ind w:left="0" w:firstLine="0"/>
+      </w:pPr>
+      <w:r>
+        <w:rPr>
+          <w:rFonts w:ascii="微軟正黑體" w:cs="微軟正黑體" w:eastAsia="微軟正黑體" w:hAnsi="微軟正黑體"/>
+          <w:color w:val="1B1B1B"/>
+          <w:sz w:val="22"/>
+          <w:szCs w:val="22"/>
+        </w:rPr>
+        <w:t xml:space="preserve">那「河內尖峰」這個名字本身算什麼？它是舞台，不是戲。它只說了「在哪裡、路上有什麼」，沒有說「發生了什麼事」。選下去等於一次幫你搭好舞台、再把上面那三件事一起打開。</w:t>
       </w:r>
     </w:p>
     <w:p>
